--- a/docs/publications/IIASU_2026/article.docx
+++ b/docs/publications/IIASU_2026/article.docx
@@ -4993,7 +4993,7 @@
         </w:rPr>
         <w:drawing>
           <wp:inline>
-            <wp:extent cx="3240000" cy="4549787"/>
+            <wp:extent cx="5760000" cy="2574301"/>
             <wp:effectExtent b="0" l="0" r="0" t="0"/>
             <wp:docPr descr="Рис. 1. Структурная схема методики выбора модели" title="" id="12" name="Picture"/>
             <a:graphic>
@@ -5014,7 +5014,7 @@
                   <pic:spPr bwMode="auto">
                     <a:xfrm>
                       <a:off x="0" y="0"/>
-                      <a:ext cx="3240000" cy="4549787"/>
+                      <a:ext cx="5760000" cy="2574301"/>
                     </a:xfrm>
                     <a:prstGeom prst="rect">
                       <a:avLst/>

--- a/docs/publications/IIASU_2026/article.docx
+++ b/docs/publications/IIASU_2026/article.docx
@@ -38,7 +38,10 @@
     <w:p>
       <w:pPr>
         <w:pStyle w:val="FirstParagraph"/>
-        <w:spacing w:before="0" w:after="0" w:line="360" w:lineRule="auto"/>
+        <w:tabs>
+          <w:tab w:pos="4320" w:val="left"/>
+        </w:tabs>
+        <w:spacing w:line="360" w:lineRule="auto" w:before="0" w:after="0"/>
         <w:ind w:firstLine="0"/>
         <w:jc w:val="left"/>
       </w:pPr>
@@ -46,47 +49,68 @@
         <w:rPr>
           <w:rFonts w:ascii="Times New Roman" w:hAnsi="Times New Roman" w:eastAsia="Times New Roman"/>
           <w:b/>
-          <w:bCs/>
-          <w:sz w:val="24"/>
-        </w:rPr>
-        <w:t xml:space="preserve">Папин Алексей Владимирович¹</w:t>
+          <w:i w:val="0"/>
+          <w:sz w:val="24"/>
+        </w:rPr>
+        <w:t>Папин Алексей Владимирович</w:t>
       </w:r>
       <w:r>
         <w:rPr>
           <w:rFonts w:ascii="Times New Roman" w:hAnsi="Times New Roman" w:eastAsia="Times New Roman"/>
           <w:b/>
-          <w:sz w:val="24"/>
-        </w:rPr>
-        <w:t xml:space="preserve"> </w:t>
-      </w:r>
-      <w:r>
-        <w:rPr>
-          <w:rFonts w:ascii="Times New Roman" w:hAnsi="Times New Roman" w:eastAsia="Times New Roman"/>
-          <w:b/>
-          <w:sz w:val="24"/>
-        </w:rPr>
-        <w:t xml:space="preserve">papin.alexei2011@yandex.ru</w:t>
+          <w:i w:val="0"/>
+          <w:sz w:val="24"/>
+          <w:vertAlign w:val="superscript"/>
+        </w:rPr>
+        <w:t>1</w:t>
+      </w:r>
+      <w:r>
+        <w:rPr>
+          <w:rFonts w:ascii="Times New Roman" w:hAnsi="Times New Roman" w:eastAsia="Times New Roman"/>
+          <w:b w:val="0"/>
+          <w:i w:val="0"/>
+          <w:sz w:val="24"/>
+        </w:rPr>
+        <w:tab/>
+      </w:r>
+      <w:r>
+        <w:rPr>
+          <w:rFonts w:ascii="Times New Roman" w:hAnsi="Times New Roman" w:eastAsia="Times New Roman"/>
+          <w:b w:val="0"/>
+          <w:i w:val="0"/>
+          <w:sz w:val="24"/>
+        </w:rPr>
+        <w:t>papin.alexei2011@yandex.ru</w:t>
       </w:r>
     </w:p>
     <w:p>
       <w:pPr>
         <w:pStyle w:val="BodyText"/>
-        <w:spacing w:before="0" w:after="120" w:line="360" w:lineRule="auto"/>
+        <w:tabs>
+          <w:tab w:pos="4320" w:val="left"/>
+        </w:tabs>
+        <w:spacing w:line="360" w:lineRule="auto" w:before="0" w:after="0"/>
         <w:ind w:firstLine="0"/>
         <w:jc w:val="left"/>
       </w:pPr>
       <w:r>
         <w:rPr>
           <w:rFonts w:ascii="Times New Roman" w:hAnsi="Times New Roman" w:eastAsia="Times New Roman"/>
-          <w:sz w:val="24"/>
-        </w:rPr>
-        <w:t xml:space="preserve">SPIN-код: ____-____ (будет присвоен)</w:t>
+          <w:b w:val="0"/>
+          <w:i w:val="0"/>
+          <w:sz w:val="24"/>
+        </w:rPr>
+        <w:tab/>
+        <w:t>SPIN-код: XXXX-XXXX</w:t>
       </w:r>
     </w:p>
     <w:p>
       <w:pPr>
         <w:pStyle w:val="BodyText"/>
-        <w:spacing w:before="0" w:after="0" w:line="360" w:lineRule="auto"/>
+        <w:tabs>
+          <w:tab w:pos="4320" w:val="left"/>
+        </w:tabs>
+        <w:spacing w:line="360" w:lineRule="auto" w:before="0" w:after="0"/>
         <w:ind w:firstLine="0"/>
         <w:jc w:val="left"/>
       </w:pPr>
@@ -94,55 +118,65 @@
         <w:rPr>
           <w:rFonts w:ascii="Times New Roman" w:hAnsi="Times New Roman" w:eastAsia="Times New Roman"/>
           <w:b/>
-          <w:bCs/>
-          <w:sz w:val="24"/>
-        </w:rPr>
-        <w:t xml:space="preserve">Канев Антон Игоревич¹(*)</w:t>
+          <w:i w:val="0"/>
+          <w:sz w:val="24"/>
+        </w:rPr>
+        <w:t>Канев Антон Игоревич</w:t>
       </w:r>
       <w:r>
         <w:rPr>
           <w:rFonts w:ascii="Times New Roman" w:hAnsi="Times New Roman" w:eastAsia="Times New Roman"/>
           <w:b/>
-          <w:sz w:val="24"/>
-        </w:rPr>
-        <w:t xml:space="preserve"> </w:t>
-      </w:r>
-      <w:r>
-        <w:rPr>
-          <w:rFonts w:ascii="Times New Roman" w:hAnsi="Times New Roman" w:eastAsia="Times New Roman"/>
-          <w:b/>
-          <w:sz w:val="24"/>
-        </w:rPr>
-        <w:t xml:space="preserve">aikanev@bmstu.ru</w:t>
+          <w:i w:val="0"/>
+          <w:sz w:val="24"/>
+          <w:vertAlign w:val="superscript"/>
+        </w:rPr>
+        <w:t>1</w:t>
+      </w:r>
+      <w:r>
+        <w:rPr>
+          <w:rFonts w:ascii="Times New Roman" w:hAnsi="Times New Roman" w:eastAsia="Times New Roman"/>
+          <w:b w:val="0"/>
+          <w:i w:val="0"/>
+          <w:sz w:val="24"/>
+        </w:rPr>
+        <w:tab/>
+      </w:r>
+      <w:r>
+        <w:rPr>
+          <w:rFonts w:ascii="Times New Roman" w:hAnsi="Times New Roman" w:eastAsia="Times New Roman"/>
+          <w:b w:val="0"/>
+          <w:i w:val="0"/>
+          <w:sz w:val="24"/>
+        </w:rPr>
+        <w:t>aikanev@bmstu.ru</w:t>
       </w:r>
     </w:p>
     <w:p>
       <w:pPr>
         <w:pStyle w:val="BodyText"/>
-        <w:spacing w:before="0" w:after="120" w:line="360" w:lineRule="auto"/>
+        <w:spacing w:line="360" w:lineRule="auto" w:before="0" w:after="0"/>
         <w:ind w:firstLine="0"/>
         <w:jc w:val="left"/>
       </w:pPr>
       <w:r>
         <w:rPr>
           <w:rFonts w:ascii="Times New Roman" w:hAnsi="Times New Roman" w:eastAsia="Times New Roman"/>
-          <w:sz w:val="24"/>
-        </w:rPr>
-        <w:t xml:space="preserve">¹ МГТУ им. Н. Э. Баумана, кафедра ИУ-5 «Системы обработки информации</w:t>
-      </w:r>
-      <w:r>
-        <w:rPr>
-          <w:rFonts w:ascii="Times New Roman" w:hAnsi="Times New Roman" w:eastAsia="Times New Roman"/>
-          <w:sz w:val="24"/>
-        </w:rPr>
-        <w:t xml:space="preserve"> </w:t>
-      </w:r>
-      <w:r>
-        <w:rPr>
-          <w:rFonts w:ascii="Times New Roman" w:hAnsi="Times New Roman" w:eastAsia="Times New Roman"/>
-          <w:sz w:val="24"/>
-        </w:rPr>
-        <w:t xml:space="preserve">и управления», Москва, Россия</w:t>
+          <w:b w:val="0"/>
+          <w:i/>
+          <w:sz w:val="24"/>
+          <w:vertAlign w:val="superscript"/>
+        </w:rPr>
+        <w:t>1</w:t>
+      </w:r>
+      <w:r>
+        <w:rPr>
+          <w:rFonts w:ascii="Times New Roman" w:hAnsi="Times New Roman" w:eastAsia="Times New Roman"/>
+          <w:b w:val="0"/>
+          <w:i/>
+          <w:sz w:val="24"/>
+        </w:rPr>
+        <w:t xml:space="preserve"> МГТУ им. Н.Э. Баумана, Москва, Россия</w:t>
       </w:r>
     </w:p>
     <w:p>
@@ -423,7 +457,10 @@
     <w:p>
       <w:pPr>
         <w:pStyle w:val="FirstParagraph"/>
-        <w:spacing w:before="0" w:after="0" w:line="360" w:lineRule="auto"/>
+        <w:tabs>
+          <w:tab w:pos="5046" w:val="left"/>
+        </w:tabs>
+        <w:spacing w:line="360" w:lineRule="auto" w:before="0" w:after="0"/>
         <w:ind w:firstLine="0"/>
         <w:jc w:val="left"/>
       </w:pPr>
@@ -431,88 +468,134 @@
         <w:rPr>
           <w:rFonts w:ascii="Times New Roman" w:hAnsi="Times New Roman" w:eastAsia="Times New Roman"/>
           <w:b/>
-          <w:bCs/>
-          <w:sz w:val="24"/>
-        </w:rPr>
-        <w:t xml:space="preserve">Papin Alexey Vladimirovich¹</w:t>
+          <w:i w:val="0"/>
+          <w:sz w:val="24"/>
+        </w:rPr>
+        <w:t>Papin Alexey Vladimirovich</w:t>
       </w:r>
       <w:r>
         <w:rPr>
           <w:rFonts w:ascii="Times New Roman" w:hAnsi="Times New Roman" w:eastAsia="Times New Roman"/>
           <w:b/>
-          <w:sz w:val="24"/>
-        </w:rPr>
-        <w:t xml:space="preserve"> </w:t>
-      </w:r>
-      <w:r>
-        <w:rPr>
-          <w:rFonts w:ascii="Times New Roman" w:hAnsi="Times New Roman" w:eastAsia="Times New Roman"/>
-          <w:b/>
-          <w:sz w:val="24"/>
-        </w:rPr>
-        <w:t xml:space="preserve">papin.alexei2011@yandex.ru</w:t>
+          <w:i w:val="0"/>
+          <w:sz w:val="24"/>
+          <w:vertAlign w:val="superscript"/>
+        </w:rPr>
+        <w:t>1</w:t>
+      </w:r>
+      <w:r>
+        <w:rPr>
+          <w:rFonts w:ascii="Times New Roman" w:hAnsi="Times New Roman" w:eastAsia="Times New Roman"/>
+          <w:b w:val="0"/>
+          <w:i w:val="0"/>
+          <w:sz w:val="24"/>
+        </w:rPr>
+        <w:tab/>
+      </w:r>
+      <w:r>
+        <w:rPr>
+          <w:rFonts w:ascii="Times New Roman" w:hAnsi="Times New Roman" w:eastAsia="Times New Roman"/>
+          <w:b w:val="0"/>
+          <w:i w:val="0"/>
+          <w:sz w:val="24"/>
+        </w:rPr>
+        <w:t>papin.alexei2011@yandex.ru</w:t>
       </w:r>
     </w:p>
     <w:p>
       <w:pPr>
         <w:pStyle w:val="BodyText"/>
-        <w:spacing w:before="0" w:after="0" w:line="360" w:lineRule="auto"/>
+        <w:tabs>
+          <w:tab w:pos="5046" w:val="left"/>
+        </w:tabs>
+        <w:spacing w:line="360" w:lineRule="auto" w:before="0" w:after="0"/>
         <w:ind w:firstLine="0"/>
         <w:jc w:val="left"/>
       </w:pPr>
       <w:r>
         <w:rPr>
           <w:rFonts w:ascii="Times New Roman" w:hAnsi="Times New Roman" w:eastAsia="Times New Roman"/>
-          <w:b/>
-          <w:bCs/>
-          <w:sz w:val="24"/>
-        </w:rPr>
-        <w:t xml:space="preserve">Kanev Anton Igorevich¹(*)</w:t>
-      </w:r>
-      <w:r>
-        <w:rPr>
-          <w:rFonts w:ascii="Times New Roman" w:hAnsi="Times New Roman" w:eastAsia="Times New Roman"/>
-          <w:b/>
-          <w:sz w:val="24"/>
-        </w:rPr>
-        <w:t xml:space="preserve"> </w:t>
-      </w:r>
-      <w:r>
-        <w:rPr>
-          <w:rFonts w:ascii="Times New Roman" w:hAnsi="Times New Roman" w:eastAsia="Times New Roman"/>
-          <w:b/>
-          <w:sz w:val="24"/>
-        </w:rPr>
-        <w:t xml:space="preserve">aikanev@bmstu.ru</w:t>
+          <w:b w:val="0"/>
+          <w:i w:val="0"/>
+          <w:sz w:val="24"/>
+        </w:rPr>
+        <w:tab/>
+        <w:t>SPIN-code: XXXX-XXXX</w:t>
       </w:r>
     </w:p>
     <w:p>
       <w:pPr>
         <w:pStyle w:val="BodyText"/>
-        <w:spacing w:before="0" w:after="120" w:line="360" w:lineRule="auto"/>
+        <w:tabs>
+          <w:tab w:pos="5046" w:val="left"/>
+        </w:tabs>
+        <w:spacing w:line="360" w:lineRule="auto" w:before="0" w:after="0"/>
         <w:ind w:firstLine="0"/>
         <w:jc w:val="left"/>
       </w:pPr>
       <w:r>
         <w:rPr>
           <w:rFonts w:ascii="Times New Roman" w:hAnsi="Times New Roman" w:eastAsia="Times New Roman"/>
-          <w:sz w:val="24"/>
-        </w:rPr>
-        <w:t xml:space="preserve">¹ Bauman Moscow State Technical University, Department of Information</w:t>
-      </w:r>
-      <w:r>
-        <w:rPr>
-          <w:rFonts w:ascii="Times New Roman" w:hAnsi="Times New Roman" w:eastAsia="Times New Roman"/>
-          <w:sz w:val="24"/>
-        </w:rPr>
-        <w:t xml:space="preserve"> </w:t>
-      </w:r>
-      <w:r>
-        <w:rPr>
-          <w:rFonts w:ascii="Times New Roman" w:hAnsi="Times New Roman" w:eastAsia="Times New Roman"/>
-          <w:sz w:val="24"/>
-        </w:rPr>
-        <w:t xml:space="preserve">Processing and Control Systems (IU-5), Moscow, Russia</w:t>
+          <w:b/>
+          <w:i w:val="0"/>
+          <w:sz w:val="24"/>
+        </w:rPr>
+        <w:t>Kanev Anton Igorevich</w:t>
+      </w:r>
+      <w:r>
+        <w:rPr>
+          <w:rFonts w:ascii="Times New Roman" w:hAnsi="Times New Roman" w:eastAsia="Times New Roman"/>
+          <w:b/>
+          <w:i w:val="0"/>
+          <w:sz w:val="24"/>
+          <w:vertAlign w:val="superscript"/>
+        </w:rPr>
+        <w:t>1</w:t>
+      </w:r>
+      <w:r>
+        <w:rPr>
+          <w:rFonts w:ascii="Times New Roman" w:hAnsi="Times New Roman" w:eastAsia="Times New Roman"/>
+          <w:b w:val="0"/>
+          <w:i w:val="0"/>
+          <w:sz w:val="24"/>
+        </w:rPr>
+        <w:tab/>
+      </w:r>
+      <w:r>
+        <w:rPr>
+          <w:rFonts w:ascii="Times New Roman" w:hAnsi="Times New Roman" w:eastAsia="Times New Roman"/>
+          <w:b w:val="0"/>
+          <w:i w:val="0"/>
+          <w:sz w:val="24"/>
+        </w:rPr>
+        <w:t>aikanev@bmstu.ru</w:t>
+      </w:r>
+    </w:p>
+    <w:p>
+      <w:pPr>
+        <w:pStyle w:val="BodyText"/>
+        <w:spacing w:line="360" w:lineRule="auto" w:before="0" w:after="0"/>
+        <w:ind w:firstLine="0"/>
+        <w:jc w:val="left"/>
+      </w:pPr>
+      <w:r>
+        <w:rPr>
+          <w:rFonts w:ascii="Times New Roman" w:hAnsi="Times New Roman" w:eastAsia="Times New Roman"/>
+          <w:b w:val="0"/>
+          <w:i/>
+          <w:sz w:val="24"/>
+          <w:vertAlign w:val="superscript"/>
+        </w:rPr>
+        <w:t>1</w:t>
+      </w:r>
+      <w:r>
+        <w:rPr>
+          <w:rFonts w:ascii="Times New Roman" w:hAnsi="Times New Roman" w:eastAsia="Times New Roman"/>
+          <w:b w:val="0"/>
+          <w:i/>
+          <w:sz w:val="24"/>
+        </w:rPr>
+        <w:t xml:space="preserve"> BMSTU, Moscow, Russia</w:t>
       </w:r>
     </w:p>
     <w:p>
